--- a/documentos/RQM_BonosDistribuidores/Propuesta Final Sistema Bonificaciones.docx
+++ b/documentos/RQM_BonosDistribuidores/Propuesta Final Sistema Bonificaciones.docx
@@ -625,8 +625,6 @@
           <w:lang w:val="es-CO"/>
         </w:rPr>
       </w:pPr>
-      <w:bookmarkStart w:id="0" w:name="_GoBack"/>
-      <w:bookmarkEnd w:id="0"/>
       <w:r>
         <w:rPr>
           <w:sz w:val="24"/>
@@ -1719,18 +1717,10 @@
           <w:szCs w:val="24"/>
           <w:lang w:val="es-CO"/>
         </w:rPr>
-        <w:t xml:space="preserve">Disminución del riesgo financiero y </w:t>
-      </w:r>
-      <w:proofErr w:type="spellStart"/>
-      <w:r>
-        <w:rPr>
-          <w:sz w:val="24"/>
-          <w:szCs w:val="24"/>
-          <w:lang w:val="es-CO"/>
-        </w:rPr>
-        <w:t>reputacional</w:t>
-      </w:r>
-      <w:proofErr w:type="spellEnd"/>
+        <w:t>Disminución del riesgo financiero y reputacional</w:t>
+      </w:r>
+      <w:bookmarkStart w:id="0" w:name="_GoBack"/>
+      <w:bookmarkEnd w:id="0"/>
     </w:p>
     <w:p>
       <w:pPr>
@@ -20442,7 +20432,7 @@
 </file>
 
 <file path=customXml/itemProps1.xml><?xml version="1.0" encoding="utf-8"?>
-<ds:datastoreItem xmlns:ds="http://schemas.openxmlformats.org/officeDocument/2006/customXml" ds:itemID="{119F519B-294B-435F-9507-EE5CE00A7993}">
+<ds:datastoreItem xmlns:ds="http://schemas.openxmlformats.org/officeDocument/2006/customXml" ds:itemID="{AA667C6B-CDF6-4D1F-B8F4-4CBBB6689926}">
   <ds:schemaRefs>
     <ds:schemaRef ds:uri="http://schemas.openxmlformats.org/officeDocument/2006/bibliography"/>
   </ds:schemaRefs>
